--- a/generic/Jordan_Newman_Generic_Backend_Infrastructure_Resume.docx
+++ b/generic/Jordan_Newman_Generic_Backend_Infrastructure_Resume.docx
@@ -4,12 +4,12 @@
   <w:body>
     <w:p>
       <w:pPr>
+        <w:spacing w:after="0"/>
         <w:jc w:val="center"/>
       </w:pPr>
       <w:r>
         <w:rPr>
           <w:b/>
-          <w:color w:val="1F4E79"/>
           <w:sz w:val="32"/>
         </w:rPr>
         <w:t>JORDAN NEWMAN</w:t>
@@ -17,6 +17,7 @@
     </w:p>
     <w:p>
       <w:pPr>
+        <w:spacing w:after="0"/>
         <w:jc w:val="center"/>
       </w:pPr>
       <w:r>
@@ -24,188 +25,49 @@
           <w:b/>
           <w:sz w:val="20"/>
         </w:rPr>
-        <w:t>Backend / Infrastructure Engineer | Reliability, Networking, Security</w:t>
-      </w:r>
-    </w:p>
-    <w:p>
-      <w:pPr>
-        <w:jc w:val="center"/>
-      </w:pPr>
-      <w:r>
-        <w:rPr>
-          <w:sz w:val="17"/>
-        </w:rPr>
-        <w:t>Marlboro, NJ | 347-739-4731 | phoem@mac.com | Private GitHub repository access available upon request</w:t>
-      </w:r>
-    </w:p>
-    <w:p>
-      <w:pPr>
-        <w:pBdr>
-          <w:bottom w:val="single" w:sz="6" w:space="1" w:color="4F81BD"/>
-        </w:pBdr>
-      </w:pPr>
-      <w:r>
-        <w:rPr>
-          <w:b/>
-          <w:color w:val="1F4E79"/>
-          <w:sz w:val="21"/>
-        </w:rPr>
-        <w:t>SUMMARY</w:t>
+        <w:t>Backend / Infrastructure Engineer | Distributed Systems, Reliability, Networking</w:t>
       </w:r>
     </w:p>
     <w:p>
       <w:pPr>
         <w:spacing w:after="40"/>
+        <w:jc w:val="center"/>
       </w:pPr>
       <w:r>
-        <w:rPr>
-          <w:sz w:val="17"/>
-        </w:rPr>
-        <w:t>Backend and infrastructure engineer specializing in high-performance systems, networking, security, reliability, automation, and large-scale production operations. Built and operated infrastructure spanning thousands of servers and developed custom software for traffic analysis, DDoS mitigation, authentication, telemetry, deployment automation, and high-traffic web serving.</w:t>
+        <w:t>Marlboro, NJ | 347-739-4731 | phoem@mac.com | github.com/phoem</w:t>
       </w:r>
     </w:p>
     <w:p>
       <w:pPr>
+        <w:pStyle w:val="Heading1"/>
         <w:pBdr>
-          <w:bottom w:val="single" w:sz="6" w:space="1" w:color="4F81BD"/>
+          <w:bottom w:val="single" w:sz="5" w:space="1" w:color="666666"/>
         </w:pBdr>
       </w:pPr>
       <w:r>
-        <w:rPr>
-          <w:b/>
-          <w:color w:val="1F4E79"/>
-          <w:sz w:val="21"/>
-        </w:rPr>
+        <w:t>SUMMARY</w:t>
+      </w:r>
+    </w:p>
+    <w:p>
+      <w:r>
+        <w:t>Backend and infrastructure engineer specializing in distributed systems, high-performance networking, reliability, automation, and large-scale production operations. Built and operated infrastructure spanning thousands of servers and developed custom runtime, traffic-analysis, DDoS-mitigation, authentication, telemetry, deployment, kernel, and HTTP/CDN software.</w:t>
+      </w:r>
+    </w:p>
+    <w:p>
+      <w:pPr>
+        <w:pStyle w:val="Heading1"/>
+        <w:pBdr>
+          <w:bottom w:val="single" w:sz="5" w:space="1" w:color="666666"/>
+        </w:pBdr>
+      </w:pPr>
+      <w:r>
         <w:t>TECHNICAL SKILLS</w:t>
       </w:r>
     </w:p>
     <w:p>
       <w:pPr>
-        <w:spacing w:after="20"/>
-      </w:pPr>
-      <w:r>
-        <w:rPr>
-          <w:b/>
-          <w:sz w:val="17"/>
-        </w:rPr>
-        <w:t xml:space="preserve">Languages: </w:t>
-      </w:r>
-      <w:r>
-        <w:rPr>
-          <w:sz w:val="17"/>
-        </w:rPr>
-        <w:t>C, C++, Go, Python, C#, Objective-C, PHP, Perl, JavaScript, Node.js, Shell, Visual Basic</w:t>
-      </w:r>
-    </w:p>
-    <w:p>
-      <w:pPr>
-        <w:spacing w:after="20"/>
-      </w:pPr>
-      <w:r>
-        <w:rPr>
-          <w:b/>
-          <w:sz w:val="17"/>
-        </w:rPr>
-        <w:t xml:space="preserve">Systems: </w:t>
-      </w:r>
-      <w:r>
-        <w:rPr>
-          <w:sz w:val="17"/>
-        </w:rPr>
-        <w:t>FreeBSD, Linux, kernel modules, system calls, bootloaders, operating systems, kqueue, GDB, TCP/IP</w:t>
-      </w:r>
-    </w:p>
-    <w:p>
-      <w:pPr>
-        <w:spacing w:after="20"/>
-      </w:pPr>
-      <w:r>
-        <w:rPr>
-          <w:b/>
-          <w:sz w:val="17"/>
-        </w:rPr>
-        <w:t xml:space="preserve">Networking/Security: </w:t>
-      </w:r>
-      <w:r>
-        <w:rPr>
-          <w:sz w:val="17"/>
-        </w:rPr>
-        <w:t>DDoS detection/mitigation, packet capture, DNS analysis, libpcap, IPFW, authentication, telemetry</w:t>
-      </w:r>
-    </w:p>
-    <w:p>
-      <w:pPr>
-        <w:spacing w:after="20"/>
-      </w:pPr>
-      <w:r>
-        <w:rPr>
-          <w:b/>
-          <w:sz w:val="17"/>
-        </w:rPr>
-        <w:t xml:space="preserve">Embedded: </w:t>
-      </w:r>
-      <w:r>
-        <w:rPr>
-          <w:sz w:val="17"/>
-        </w:rPr>
-        <w:t>Embedded C, Atmel AVR, SPI, UART, I2C, Arduino, circuit design, soldering, hardware troubleshooting</w:t>
-      </w:r>
-    </w:p>
-    <w:p>
-      <w:pPr>
-        <w:spacing w:after="20"/>
-      </w:pPr>
-      <w:r>
-        <w:rPr>
-          <w:b/>
-          <w:sz w:val="17"/>
-        </w:rPr>
-        <w:t xml:space="preserve">Cloud/DevOps: </w:t>
-      </w:r>
-      <w:r>
-        <w:rPr>
-          <w:sz w:val="17"/>
-        </w:rPr>
-        <w:t>Azure DevOps, Docker, Kubernetes, Terraform, CI/CD, security scanning, deployment automation</w:t>
-      </w:r>
-    </w:p>
-    <w:p>
-      <w:pPr>
-        <w:spacing w:after="20"/>
-      </w:pPr>
-      <w:r>
-        <w:rPr>
-          <w:b/>
-          <w:sz w:val="17"/>
-        </w:rPr>
-        <w:t xml:space="preserve">Databases/Web: </w:t>
-      </w:r>
-      <w:r>
-        <w:rPr>
-          <w:sz w:val="17"/>
-        </w:rPr>
-        <w:t>MySQL, MultiValue/Universe, OAuth/OAuth2, SMTP OAuth, React, jQuery, PHP, web services</w:t>
-      </w:r>
-    </w:p>
-    <w:p>
-      <w:pPr>
-        <w:pBdr>
-          <w:bottom w:val="single" w:sz="6" w:space="1" w:color="4F81BD"/>
-        </w:pBdr>
-      </w:pPr>
-      <w:r>
-        <w:rPr>
-          <w:b/>
-          <w:color w:val="1F4E79"/>
-          <w:sz w:val="21"/>
-        </w:rPr>
-        <w:t>SELECTED TECHNICAL HIGHLIGHTS</w:t>
-      </w:r>
-    </w:p>
-    <w:p>
-      <w:pPr>
-        <w:pStyle w:val="CompactBullet"/>
-        <w:ind w:left="288" w:hanging="173"/>
+        <w:spacing w:after="16"/>
+        <w:ind w:left="230" w:hanging="173"/>
       </w:pPr>
       <w:r>
         <w:rPr>
@@ -214,13 +76,19 @@
         <w:t xml:space="preserve">• </w:t>
       </w:r>
       <w:r>
-        <w:t>Built backend and infrastructure systems supporting thousands of servers, 10 CDN locations, and 65+ Gbps peak traffic.</w:t>
+        <w:rPr>
+          <w:b/>
+        </w:rPr>
+        <w:t>Languages:</w:t>
+      </w:r>
+      <w:r>
+        <w:t xml:space="preserve"> C, C++, Go, Python, C#, Objective-C, PHP, Perl, JavaScript, Node.js, Shell, Visual Basic</w:t>
       </w:r>
     </w:p>
     <w:p>
       <w:pPr>
-        <w:pStyle w:val="CompactBullet"/>
-        <w:ind w:left="288" w:hanging="173"/>
+        <w:spacing w:after="16"/>
+        <w:ind w:left="230" w:hanging="173"/>
       </w:pPr>
       <w:r>
         <w:rPr>
@@ -229,13 +97,19 @@
         <w:t xml:space="preserve">• </w:t>
       </w:r>
       <w:r>
-        <w:t>Developed high-performance C web server, packet analysis tools, DDoS mitigation systems, and authentication platforms.</w:t>
+        <w:rPr>
+          <w:b/>
+        </w:rPr>
+        <w:t>Systems:</w:t>
+      </w:r>
+      <w:r>
+        <w:t xml:space="preserve"> FreeBSD, Linux, kernel modules, system calls, operating systems, kqueue, sendfile(), GDB, TCP/IP, non-blocking I/O</w:t>
       </w:r>
     </w:p>
     <w:p>
       <w:pPr>
-        <w:pStyle w:val="CompactBullet"/>
-        <w:ind w:left="288" w:hanging="173"/>
+        <w:spacing w:after="16"/>
+        <w:ind w:left="230" w:hanging="173"/>
       </w:pPr>
       <w:r>
         <w:rPr>
@@ -244,13 +118,19 @@
         <w:t xml:space="preserve">• </w:t>
       </w:r>
       <w:r>
-        <w:t>Automated deployment, provisioning, monitoring, telemetry, and infrastructure management across production environments.</w:t>
+        <w:rPr>
+          <w:b/>
+        </w:rPr>
+        <w:t>Networking/Security:</w:t>
+      </w:r>
+      <w:r>
+        <w:t xml:space="preserve"> HTTP, DNS, CDN architecture, socket programming, DDoS detection/mitigation, packet capture, libpcap, IPFW, authentication, telemetry</w:t>
       </w:r>
     </w:p>
     <w:p>
       <w:pPr>
-        <w:pStyle w:val="CompactBullet"/>
-        <w:ind w:left="288" w:hanging="173"/>
+        <w:spacing w:after="16"/>
+        <w:ind w:left="230" w:hanging="173"/>
       </w:pPr>
       <w:r>
         <w:rPr>
@@ -259,13 +139,19 @@
         <w:t xml:space="preserve">• </w:t>
       </w:r>
       <w:r>
-        <w:t>Integrated enterprise ERP, OAuth, SMTP OAuth, SFTP, supplier catalogs, and MultiValue/Universe database workflows.</w:t>
+        <w:rPr>
+          <w:b/>
+        </w:rPr>
+        <w:t>Cloud/DevOps:</w:t>
+      </w:r>
+      <w:r>
+        <w:t xml:space="preserve"> Azure DevOps, Docker, Kubernetes, Terraform, CI/CD, security scanning, deployment automation</w:t>
       </w:r>
     </w:p>
     <w:p>
       <w:pPr>
-        <w:pStyle w:val="CompactBullet"/>
-        <w:ind w:left="288" w:hanging="173"/>
+        <w:spacing w:after="16"/>
+        <w:ind w:left="230" w:hanging="173"/>
       </w:pPr>
       <w:r>
         <w:rPr>
@@ -274,185 +160,251 @@
         <w:t xml:space="preserve">• </w:t>
       </w:r>
       <w:r>
-        <w:t>Implemented hands-on Docker, Kubernetes, Terraform, Azure DevOps, CI/CD, and security-scanning workflows.</w:t>
+        <w:rPr>
+          <w:b/>
+        </w:rPr>
+        <w:t>Databases/Web:</w:t>
+      </w:r>
+      <w:r>
+        <w:t xml:space="preserve"> MySQL, MultiValue/Universe, OAuth/OAuth2, SMTP OAuth, React, jQuery, PHP, web services</w:t>
       </w:r>
     </w:p>
     <w:p>
       <w:pPr>
+        <w:pStyle w:val="Heading1"/>
         <w:pBdr>
-          <w:bottom w:val="single" w:sz="6" w:space="1" w:color="4F81BD"/>
+          <w:bottom w:val="single" w:sz="5" w:space="1" w:color="666666"/>
         </w:pBdr>
+      </w:pPr>
+      <w:r>
+        <w:t>SELECTED TECHNICAL HIGHLIGHTS</w:t>
+      </w:r>
+    </w:p>
+    <w:p>
+      <w:pPr>
+        <w:spacing w:after="16"/>
+        <w:ind w:left="230" w:hanging="173"/>
       </w:pPr>
       <w:r>
         <w:rPr>
           <w:b/>
-          <w:color w:val="1F4E79"/>
-          <w:sz w:val="21"/>
         </w:rPr>
+        <w:t xml:space="preserve">• </w:t>
+      </w:r>
+      <w:r>
+        <w:t>Built backend and infrastructure systems supporting approximately 3,000-4,000 servers, 10 CDN locations, and more than 65 Gbps of peak traffic.</w:t>
+      </w:r>
+    </w:p>
+    <w:p>
+      <w:pPr>
+        <w:spacing w:after="16"/>
+        <w:ind w:left="230" w:hanging="173"/>
+      </w:pPr>
+      <w:r>
+        <w:rPr>
+          <w:b/>
+        </w:rPr>
+        <w:t xml:space="preserve">• </w:t>
+      </w:r>
+      <w:r>
+        <w:t>Designed and deployed a custom non-blocking HTTP/CDN runtime across approximately 200 FreeBSD servers.</w:t>
+      </w:r>
+    </w:p>
+    <w:p>
+      <w:pPr>
+        <w:spacing w:after="16"/>
+        <w:ind w:left="230" w:hanging="173"/>
+      </w:pPr>
+      <w:r>
+        <w:rPr>
+          <w:b/>
+        </w:rPr>
+        <w:t xml:space="preserve">• </w:t>
+      </w:r>
+      <w:r>
+        <w:t>Used kqueue, sendfile(), SF_NODISKIO, O_NONBLOCK, TCP_NODELAY, TCP_NOPUSH, accept filters, and specialized I/O workers for scalable event-driven operation.</w:t>
+      </w:r>
+    </w:p>
+    <w:p>
+      <w:pPr>
+        <w:spacing w:after="16"/>
+        <w:ind w:left="230" w:hanging="173"/>
+      </w:pPr>
+      <w:r>
+        <w:rPr>
+          <w:b/>
+        </w:rPr>
+        <w:t xml:space="preserve">• </w:t>
+      </w:r>
+      <w:r>
+        <w:t>Automated deployment, provisioning, monitoring, telemetry, authentication, and infrastructure management across production environments.</w:t>
+      </w:r>
+    </w:p>
+    <w:p>
+      <w:pPr>
+        <w:spacing w:after="16"/>
+        <w:ind w:left="230" w:hanging="173"/>
+      </w:pPr>
+      <w:r>
+        <w:rPr>
+          <w:b/>
+        </w:rPr>
+        <w:t xml:space="preserve">• </w:t>
+      </w:r>
+      <w:r>
+        <w:t>Built packet and DNS analysis systems and DDoS defenses used during attacks involving up to 750,000 compromised or misconfigured hosts.</w:t>
+      </w:r>
+    </w:p>
+    <w:p>
+      <w:pPr>
+        <w:pStyle w:val="Heading1"/>
+        <w:pBdr>
+          <w:bottom w:val="single" w:sz="5" w:space="1" w:color="666666"/>
+        </w:pBdr>
+      </w:pPr>
+      <w:r>
         <w:t>SELECTED SYSTEMS PROJECTS</w:t>
       </w:r>
     </w:p>
     <w:p>
       <w:pPr>
-        <w:spacing w:after="20"/>
+        <w:spacing w:after="16"/>
+        <w:ind w:left="230" w:hanging="173"/>
       </w:pPr>
       <w:r>
         <w:rPr>
           <w:b/>
-          <w:sz w:val="17"/>
         </w:rPr>
-        <w:t xml:space="preserve">TAFOS Operating System: </w:t>
+        <w:t xml:space="preserve">• </w:t>
       </w:r>
       <w:r>
         <w:rPr>
-          <w:sz w:val="17"/>
+          <w:b/>
         </w:rPr>
-        <w:t>Developed educational x86 OS kernel in C and assembly with custom MBR bootloader, protected mode, IDT, heap allocator, port I/O, VGA output, and GDB support.</w:t>
+        <w:t>PrimeHTTPD:</w:t>
+      </w:r>
+      <w:r>
+        <w:t xml:space="preserve"> Architected and implemented a high-performance, non-blocking, kqueue-based HTTP/CDN server in C for FreeBSD. Used sendfile(), SF_NODISKIO, TCP_NODELAY, TCP_NOPUSH, O_NONBLOCK, accept_filter_http, persistent connections, and dedicated I/O workers.</w:t>
       </w:r>
     </w:p>
     <w:p>
       <w:pPr>
-        <w:spacing w:after="20"/>
+        <w:spacing w:after="16"/>
+        <w:ind w:left="230" w:hanging="173"/>
       </w:pPr>
       <w:r>
         <w:rPr>
           <w:b/>
-          <w:sz w:val="17"/>
         </w:rPr>
-        <w:t xml:space="preserve">KeepClean: </w:t>
+        <w:t xml:space="preserve">• </w:t>
       </w:r>
       <w:r>
         <w:rPr>
-          <w:sz w:val="17"/>
+          <w:b/>
         </w:rPr>
-        <w:t>Developed FreeBSD kernel module hooking syscalls to monitor execution activity, protect system assets, and report telemetry to userspace services.</w:t>
+        <w:t>VirtualDir:</w:t>
+      </w:r>
+      <w:r>
+        <w:t xml:space="preserve"> Designed and developed a FreeBSD kernel module that intercepted filesystem-related syscalls and transparently remapped paths from configuration, enabling shared physical layouts without chroot jails; included the vdcli runtime management tool.</w:t>
       </w:r>
     </w:p>
     <w:p>
       <w:pPr>
-        <w:spacing w:after="20"/>
+        <w:spacing w:after="16"/>
+        <w:ind w:left="230" w:hanging="173"/>
       </w:pPr>
       <w:r>
         <w:rPr>
           <w:b/>
-          <w:sz w:val="17"/>
         </w:rPr>
-        <w:t xml:space="preserve">VirtualDir: </w:t>
+        <w:t xml:space="preserve">• </w:t>
       </w:r>
       <w:r>
         <w:rPr>
-          <w:sz w:val="17"/>
+          <w:b/>
         </w:rPr>
-        <w:t>Developed FreeBSD kernel module remapping filesystem paths through syscall interception; deployed customer-facing across approximately 30 production servers over 5-8 years.</w:t>
+        <w:t>PrimeDump:</w:t>
+      </w:r>
+      <w:r>
+        <w:t xml:space="preserve"> Built a libpcap-based real-time traffic analyzer decoding Ethernet, IP, TCP, UDP, and ICMPv6 with ncurses views and IPFW integration.</w:t>
       </w:r>
     </w:p>
     <w:p>
       <w:pPr>
-        <w:spacing w:after="20"/>
+        <w:spacing w:after="16"/>
+        <w:ind w:left="230" w:hanging="173"/>
       </w:pPr>
       <w:r>
         <w:rPr>
           <w:b/>
-          <w:sz w:val="17"/>
         </w:rPr>
-        <w:t xml:space="preserve">StatCache: </w:t>
+        <w:t xml:space="preserve">• </w:t>
       </w:r>
       <w:r>
         <w:rPr>
-          <w:sz w:val="17"/>
+          <w:b/>
         </w:rPr>
-        <w:t>Developed FreeBSD kernel module instrumenting stat() and lstat() activity for filesystem visibility and performance analysis.</w:t>
+        <w:t>PrimeDNSTop:</w:t>
+      </w:r>
+      <w:r>
+        <w:t xml:space="preserve"> Built a DNS traffic monitor parsing UDP/53 and RFC 1035 queries to detect recursion attacks and rank source and domain activity.</w:t>
       </w:r>
     </w:p>
     <w:p>
       <w:pPr>
-        <w:spacing w:after="20"/>
+        <w:spacing w:after="16"/>
+        <w:ind w:left="230" w:hanging="173"/>
       </w:pPr>
       <w:r>
         <w:rPr>
           <w:b/>
-          <w:sz w:val="17"/>
         </w:rPr>
-        <w:t xml:space="preserve">PrimeDump: </w:t>
+        <w:t xml:space="preserve">• </w:t>
       </w:r>
       <w:r>
         <w:rPr>
-          <w:sz w:val="17"/>
+          <w:b/>
         </w:rPr>
-        <w:t>Developed libpcap-based traffic analyzer decoding Ethernet, IP, TCP, UDP, and ICMPv6 headers with ncurses real-time views and IPFW integration.</w:t>
+        <w:t>TAFOS:</w:t>
+      </w:r>
+      <w:r>
+        <w:t xml:space="preserve"> Developed an educational x86 operating-system kernel in C and assembly with a custom MBR bootloader, protected mode, IDT, heap allocator, port I/O, VGA output, and GDB support.</w:t>
       </w:r>
     </w:p>
     <w:p>
       <w:pPr>
-        <w:spacing w:after="20"/>
+        <w:pStyle w:val="Heading1"/>
+        <w:pBdr>
+          <w:bottom w:val="single" w:sz="5" w:space="1" w:color="666666"/>
+        </w:pBdr>
       </w:pPr>
       <w:r>
-        <w:rPr>
-          <w:b/>
-          <w:sz w:val="17"/>
-        </w:rPr>
-        <w:t xml:space="preserve">PrimeDNSTop: </w:t>
-      </w:r>
-      <w:r>
-        <w:rPr>
-          <w:sz w:val="17"/>
-        </w:rPr>
-        <w:t>Developed DNS traffic monitor parsing UDP/53 and RFC 1035 queries to detect recursion attacks and rank source/domain activity.</w:t>
+        <w:t>PROFESSIONAL EXPERIENCE</w:t>
       </w:r>
     </w:p>
     <w:p>
       <w:pPr>
-        <w:spacing w:after="20"/>
+        <w:pStyle w:val="Heading2"/>
       </w:pPr>
       <w:r>
-        <w:rPr>
-          <w:b/>
-          <w:sz w:val="17"/>
-        </w:rPr>
-        <w:t xml:space="preserve">AVR Smart Smoke/CO2 Detector: </w:t>
-      </w:r>
-      <w:r>
-        <w:rPr>
-          <w:sz w:val="17"/>
-        </w:rPr>
-        <w:t>Developed contract firmware in embedded C for battery-powered wireless Atmel AVR prototypes using SPI, UART, and I2C interfaces.</w:t>
+        <w:t>Advantive - Senior Development Specialist</w:t>
       </w:r>
     </w:p>
     <w:p>
       <w:pPr>
-        <w:pBdr>
-          <w:bottom w:val="single" w:sz="6" w:space="1" w:color="4F81BD"/>
-        </w:pBdr>
+        <w:spacing w:after="0"/>
       </w:pPr>
       <w:r>
         <w:rPr>
-          <w:b/>
-          <w:color w:val="1F4E79"/>
-          <w:sz w:val="21"/>
+          <w:i/>
         </w:rPr>
-        <w:t>PROFESSIONAL EXPERIENCE</w:t>
-      </w:r>
-    </w:p>
-    <w:p>
-      <w:r>
-        <w:rPr>
-          <w:b/>
-          <w:sz w:val="18"/>
-        </w:rPr>
-        <w:t>Advantive - Senior Development Specialist</w:t>
-      </w:r>
-      <w:r>
-        <w:rPr>
-          <w:i/>
-          <w:sz w:val="16"/>
-        </w:rPr>
-        <w:t xml:space="preserve"> | Remote / Tampa Bay, FL | July 2022 - Present</w:t>
+        <w:t>Remote / Tampa Bay, FL | July 2022 - Present</w:t>
       </w:r>
     </w:p>
     <w:p>
       <w:pPr>
-        <w:pStyle w:val="CompactBullet"/>
-        <w:ind w:left="288" w:hanging="173"/>
+        <w:spacing w:after="16"/>
+        <w:ind w:left="230" w:hanging="173"/>
       </w:pPr>
       <w:r>
         <w:rPr>
@@ -466,8 +418,8 @@
     </w:p>
     <w:p>
       <w:pPr>
-        <w:pStyle w:val="CompactBullet"/>
-        <w:ind w:left="288" w:hanging="173"/>
+        <w:spacing w:after="16"/>
+        <w:ind w:left="230" w:hanging="173"/>
       </w:pPr>
       <w:r>
         <w:rPr>
@@ -476,13 +428,32 @@
         <w:t xml:space="preserve">• </w:t>
       </w:r>
       <w:r>
-        <w:t>Partnered with architecture teams to standardize deployment practices, DevOps policies, and production software delivery.</w:t>
+        <w:t>Partnered with architecture teams to standardize deployment practices and developed shared libraries, documentation, and AI-assisted engineering workflows.</w:t>
       </w:r>
     </w:p>
     <w:p>
       <w:pPr>
-        <w:pStyle w:val="CompactBullet"/>
-        <w:ind w:left="288" w:hanging="173"/>
+        <w:pStyle w:val="Heading2"/>
+      </w:pPr>
+      <w:r>
+        <w:t>DDI Systems - Senior Development Specialist</w:t>
+      </w:r>
+    </w:p>
+    <w:p>
+      <w:pPr>
+        <w:spacing w:after="0"/>
+      </w:pPr>
+      <w:r>
+        <w:rPr>
+          <w:i/>
+        </w:rPr>
+        <w:t>Manalapan, NJ | November 2021 - July 2022</w:t>
+      </w:r>
+    </w:p>
+    <w:p>
+      <w:pPr>
+        <w:spacing w:after="16"/>
+        <w:ind w:left="230" w:hanging="173"/>
       </w:pPr>
       <w:r>
         <w:rPr>
@@ -491,29 +462,32 @@
         <w:t xml:space="preserve">• </w:t>
       </w:r>
       <w:r>
-        <w:t>Developed internal AI workflows, reusable libraries, and documentation to improve engineering productivity and consistency.</w:t>
-      </w:r>
-    </w:p>
-    <w:p>
-      <w:r>
-        <w:rPr>
-          <w:b/>
-          <w:sz w:val="18"/>
-        </w:rPr>
-        <w:t>DDI Systems - Senior Development Specialist</w:t>
-      </w:r>
-      <w:r>
-        <w:rPr>
-          <w:i/>
-          <w:sz w:val="16"/>
-        </w:rPr>
-        <w:t xml:space="preserve"> | Manalapan, NJ | November 2021 - July 2022</w:t>
+        <w:t>Modernized legacy VB.NET components in C# and integrated Microsoft Office 365 SMTP OAuth for secure customer-facing workflows.</w:t>
       </w:r>
     </w:p>
     <w:p>
       <w:pPr>
-        <w:pStyle w:val="CompactBullet"/>
-        <w:ind w:left="288" w:hanging="173"/>
+        <w:pStyle w:val="Heading2"/>
+      </w:pPr>
+      <w:r>
+        <w:t>ISPrime LLC - CEO</w:t>
+      </w:r>
+    </w:p>
+    <w:p>
+      <w:pPr>
+        <w:spacing w:after="0"/>
+      </w:pPr>
+      <w:r>
+        <w:rPr>
+          <w:i/>
+        </w:rPr>
+        <w:t>Weehawken, NJ | April 2018 - January 2020</w:t>
+      </w:r>
+    </w:p>
+    <w:p>
+      <w:pPr>
+        <w:spacing w:after="16"/>
+        <w:ind w:left="230" w:hanging="173"/>
       </w:pPr>
       <w:r>
         <w:rPr>
@@ -522,13 +496,32 @@
         <w:t xml:space="preserve">• </w:t>
       </w:r>
       <w:r>
-        <w:t>Modernized legacy VB.NET software by porting components to C#, improving maintainability and long-term reliability.</w:t>
+        <w:t>Led datacenter modernization, operational restructuring, and improvements to internally developed monitoring, security, and infrastructure platforms.</w:t>
       </w:r>
     </w:p>
     <w:p>
       <w:pPr>
-        <w:pStyle w:val="CompactBullet"/>
-        <w:ind w:left="288" w:hanging="173"/>
+        <w:pStyle w:val="Heading2"/>
+      </w:pPr>
+      <w:r>
+        <w:t>DDI Systems - Computer Programmer</w:t>
+      </w:r>
+    </w:p>
+    <w:p>
+      <w:pPr>
+        <w:spacing w:after="0"/>
+      </w:pPr>
+      <w:r>
+        <w:rPr>
+          <w:i/>
+        </w:rPr>
+        <w:t>Manalapan, NJ | April 2017 - April 2018</w:t>
+      </w:r>
+    </w:p>
+    <w:p>
+      <w:pPr>
+        <w:spacing w:after="16"/>
+        <w:ind w:left="230" w:hanging="173"/>
       </w:pPr>
       <w:r>
         <w:rPr>
@@ -537,29 +530,32 @@
         <w:t xml:space="preserve">• </w:t>
       </w:r>
       <w:r>
-        <w:t>Integrated Microsoft Office 365 SMTP OAuth, replacing deprecated authentication with secure customer-facing workflows.</w:t>
-      </w:r>
-    </w:p>
-    <w:p>
-      <w:r>
-        <w:rPr>
-          <w:b/>
-          <w:sz w:val="18"/>
-        </w:rPr>
-        <w:t>ISPrime LLC - CEO</w:t>
-      </w:r>
-      <w:r>
-        <w:rPr>
-          <w:i/>
-          <w:sz w:val="16"/>
-        </w:rPr>
-        <w:t xml:space="preserve"> | Weehawken, NJ | April 2018 - January 2020</w:t>
+        <w:t>Built ERP integrations and automated order, catalog, image, SDS, SFTP, SellerCloud, Essendant, and MultiValue/Universe data workflows.</w:t>
       </w:r>
     </w:p>
     <w:p>
       <w:pPr>
-        <w:pStyle w:val="CompactBullet"/>
-        <w:ind w:left="288" w:hanging="173"/>
+        <w:pStyle w:val="Heading2"/>
+      </w:pPr>
+      <w:r>
+        <w:t>Too Much Media LLC - Computer Programmer</w:t>
+      </w:r>
+    </w:p>
+    <w:p>
+      <w:pPr>
+        <w:spacing w:after="0"/>
+      </w:pPr>
+      <w:r>
+        <w:rPr>
+          <w:i/>
+        </w:rPr>
+        <w:t>Morganville, NJ | January 2016 - April 2017</w:t>
+      </w:r>
+    </w:p>
+    <w:p>
+      <w:pPr>
+        <w:spacing w:after="16"/>
+        <w:ind w:left="230" w:hanging="173"/>
       </w:pPr>
       <w:r>
         <w:rPr>
@@ -568,13 +564,32 @@
         <w:t xml:space="preserve">• </w:t>
       </w:r>
       <w:r>
-        <w:t>Led datacenter modernization, operational cleanup, and software platform improvements for production hosting infrastructure.</w:t>
+        <w:t>Developed real-time browser chat integrated with ticketing systems and implemented OAuth 2.0 authorization for protected sites.</w:t>
       </w:r>
     </w:p>
     <w:p>
       <w:pPr>
-        <w:pStyle w:val="CompactBullet"/>
-        <w:ind w:left="288" w:hanging="173"/>
+        <w:pStyle w:val="Heading2"/>
+      </w:pPr>
+      <w:r>
+        <w:t>MFCXY, Inc. - Computer Programmer</w:t>
+      </w:r>
+    </w:p>
+    <w:p>
+      <w:pPr>
+        <w:spacing w:after="0"/>
+      </w:pPr>
+      <w:r>
+        <w:rPr>
+          <w:i/>
+        </w:rPr>
+        <w:t>Chicago, IL | December 2014 - September 2015</w:t>
+      </w:r>
+    </w:p>
+    <w:p>
+      <w:pPr>
+        <w:spacing w:after="16"/>
+        <w:ind w:left="230" w:hanging="173"/>
       </w:pPr>
       <w:r>
         <w:rPr>
@@ -583,29 +598,32 @@
         <w:t xml:space="preserve">• </w:t>
       </w:r>
       <w:r>
-        <w:t>Refined internally developed monitoring, security, and infrastructure tools to improve reliability and operational efficiency.</w:t>
-      </w:r>
-    </w:p>
-    <w:p>
-      <w:r>
-        <w:rPr>
-          <w:b/>
-          <w:sz w:val="18"/>
-        </w:rPr>
-        <w:t>DDI Systems - Computer Programmer</w:t>
-      </w:r>
-      <w:r>
-        <w:rPr>
-          <w:i/>
-          <w:sz w:val="16"/>
-        </w:rPr>
-        <w:t xml:space="preserve"> | Manalapan, NJ | April 2017 - April 2018</w:t>
+        <w:t>Developed backend and Windows client features and middleware for cross-platform database migration.</w:t>
       </w:r>
     </w:p>
     <w:p>
       <w:pPr>
-        <w:pStyle w:val="CompactBullet"/>
-        <w:ind w:left="288" w:hanging="173"/>
+        <w:pStyle w:val="Heading2"/>
+      </w:pPr>
+      <w:r>
+        <w:t>AJPM, LLC - Programmer / Owner</w:t>
+      </w:r>
+    </w:p>
+    <w:p>
+      <w:pPr>
+        <w:spacing w:after="0"/>
+      </w:pPr>
+      <w:r>
+        <w:rPr>
+          <w:i/>
+        </w:rPr>
+        <w:t>New Jersey / Remote | November 2012 - December 2013</w:t>
+      </w:r>
+    </w:p>
+    <w:p>
+      <w:pPr>
+        <w:spacing w:after="16"/>
+        <w:ind w:left="230" w:hanging="173"/>
       </w:pPr>
       <w:r>
         <w:rPr>
@@ -614,13 +632,32 @@
         <w:t xml:space="preserve">• </w:t>
       </w:r>
       <w:r>
-        <w:t>Integrated ERP software with SellerCloud and Essendant systems, automating order, catalog, image, and SDS data workflows.</w:t>
+        <w:t>Built automated purchasing, inventory, repair, resale, and financial workflow software.</w:t>
       </w:r>
     </w:p>
     <w:p>
       <w:pPr>
-        <w:pStyle w:val="CompactBullet"/>
-        <w:ind w:left="288" w:hanging="173"/>
+        <w:pStyle w:val="Heading2"/>
+      </w:pPr>
+      <w:r>
+        <w:t>ISPrime Inc. - CIO / Partner</w:t>
+      </w:r>
+    </w:p>
+    <w:p>
+      <w:pPr>
+        <w:spacing w:after="0"/>
+      </w:pPr>
+      <w:r>
+        <w:rPr>
+          <w:i/>
+        </w:rPr>
+        <w:t>Weehawken, NJ | March 2001 - December 2014</w:t>
+      </w:r>
+    </w:p>
+    <w:p>
+      <w:pPr>
+        <w:spacing w:after="16"/>
+        <w:ind w:left="230" w:hanging="173"/>
       </w:pPr>
       <w:r>
         <w:rPr>
@@ -629,29 +666,13 @@
         <w:t xml:space="preserve">• </w:t>
       </w:r>
       <w:r>
-        <w:t>Developed customer-facing import tools for MultiValue/Universe databases and SFTP-based supplier integrations.</w:t>
-      </w:r>
-    </w:p>
-    <w:p>
-      <w:r>
-        <w:rPr>
-          <w:b/>
-          <w:sz w:val="18"/>
-        </w:rPr>
-        <w:t>Too Much Media LLC - Computer Programmer</w:t>
-      </w:r>
-      <w:r>
-        <w:rPr>
-          <w:i/>
-          <w:sz w:val="16"/>
-        </w:rPr>
-        <w:t xml:space="preserve"> | Morganville, NJ | January 2016 - April 2017</w:t>
+        <w:t>Architected and operated hosting and CDN infrastructure spanning approximately 3,000-4,000 servers, 10 locations, multiple datacenters, and more than 65 Gbps of peak traffic.</w:t>
       </w:r>
     </w:p>
     <w:p>
       <w:pPr>
-        <w:pStyle w:val="CompactBullet"/>
-        <w:ind w:left="288" w:hanging="173"/>
+        <w:spacing w:after="16"/>
+        <w:ind w:left="230" w:hanging="173"/>
       </w:pPr>
       <w:r>
         <w:rPr>
@@ -660,13 +681,13 @@
         <w:t xml:space="preserve">• </w:t>
       </w:r>
       <w:r>
-        <w:t>Developed real-time browser chat integrated with ticketing systems, improving customer support responsiveness.</w:t>
+        <w:t>Designed and built PrimeHTTPD, a high-performance, non-blocking, kqueue-based HTTP/CDN server in C for FreeBSD; deployed it across approximately 200 servers and supported more than 150,000 concurrent connections.</w:t>
       </w:r>
     </w:p>
     <w:p>
       <w:pPr>
-        <w:pStyle w:val="CompactBullet"/>
-        <w:ind w:left="288" w:hanging="173"/>
+        <w:spacing w:after="16"/>
+        <w:ind w:left="230" w:hanging="173"/>
       </w:pPr>
       <w:r>
         <w:rPr>
@@ -675,29 +696,13 @@
         <w:t xml:space="preserve">• </w:t>
       </w:r>
       <w:r>
-        <w:t>Implemented OAuth 2.0 authorization for protected websites and customer-facing access workflows.</w:t>
-      </w:r>
-    </w:p>
-    <w:p>
-      <w:r>
-        <w:rPr>
-          <w:b/>
-          <w:sz w:val="18"/>
-        </w:rPr>
-        <w:t>MFCXY, Inc. - Computer Programmer</w:t>
-      </w:r>
-      <w:r>
-        <w:rPr>
-          <w:i/>
-          <w:sz w:val="16"/>
-        </w:rPr>
-        <w:t xml:space="preserve"> | Chicago, IL | December 2014 - September 2015</w:t>
+        <w:t>Leveraged sendfile(), SF_NODISKIO, TCP_NODELAY, TCP_NOPUSH, O_NONBLOCK, accept_filter_http, persistent connections, and dedicated I/O workers to keep disk operations from blocking the networking event loop.</w:t>
       </w:r>
     </w:p>
     <w:p>
       <w:pPr>
-        <w:pStyle w:val="CompactBullet"/>
-        <w:ind w:left="288" w:hanging="173"/>
+        <w:spacing w:after="16"/>
+        <w:ind w:left="230" w:hanging="173"/>
       </w:pPr>
       <w:r>
         <w:rPr>
@@ -706,13 +711,13 @@
         <w:t xml:space="preserve">• </w:t>
       </w:r>
       <w:r>
-        <w:t>Developed backend server features and Windows client integrations while identifying performance and security issues.</w:t>
+        <w:t>Built DDoS detection and mitigation systems, packet and DNS analysis tools, monitoring, telemetry, authentication, deployment, and security software used across production infrastructure.</w:t>
       </w:r>
     </w:p>
     <w:p>
       <w:pPr>
-        <w:pStyle w:val="CompactBullet"/>
-        <w:ind w:left="288" w:hanging="173"/>
+        <w:spacing w:after="16"/>
+        <w:ind w:left="230" w:hanging="173"/>
       </w:pPr>
       <w:r>
         <w:rPr>
@@ -721,29 +726,32 @@
         <w:t xml:space="preserve">• </w:t>
       </w:r>
       <w:r>
-        <w:t>Built middleware to migrate data across database platforms and improve operational continuity.</w:t>
-      </w:r>
-    </w:p>
-    <w:p>
-      <w:r>
-        <w:rPr>
-          <w:b/>
-          <w:sz w:val="18"/>
-        </w:rPr>
-        <w:t>AJPM, LLC - Programmer / Owner</w:t>
-      </w:r>
-      <w:r>
-        <w:rPr>
-          <w:i/>
-          <w:sz w:val="16"/>
-        </w:rPr>
-        <w:t xml:space="preserve"> | New Jersey / Remote | November 2012 - December 2013</w:t>
+        <w:t>Developed production FreeBSD kernel modules including VirtualDir, KeepClean, and StatCache.</w:t>
       </w:r>
     </w:p>
     <w:p>
       <w:pPr>
-        <w:pStyle w:val="CompactBullet"/>
-        <w:ind w:left="288" w:hanging="173"/>
+        <w:pStyle w:val="Heading2"/>
+      </w:pPr>
+      <w:r>
+        <w:t>FatWallet.com - Systems Administrator</w:t>
+      </w:r>
+    </w:p>
+    <w:p>
+      <w:pPr>
+        <w:spacing w:after="0"/>
+      </w:pPr>
+      <w:r>
+        <w:rPr>
+          <w:i/>
+        </w:rPr>
+        <w:t>Wisconsin / Remote | December 2000 - June 2001</w:t>
+      </w:r>
+    </w:p>
+    <w:p>
+      <w:pPr>
+        <w:spacing w:after="16"/>
+        <w:ind w:left="230" w:hanging="173"/>
       </w:pPr>
       <w:r>
         <w:rPr>
@@ -752,210 +760,21 @@
         <w:t xml:space="preserve">• </w:t>
       </w:r>
       <w:r>
-        <w:t>Built automated purchasing and inventory software tracking acquisition, repair, resale, and financial workflows.</w:t>
-      </w:r>
-    </w:p>
-    <w:p>
-      <w:r>
-        <w:rPr>
-          <w:b/>
-          <w:sz w:val="18"/>
-        </w:rPr>
-        <w:t>ISPrime Inc. - CIO / Partner</w:t>
-      </w:r>
-      <w:r>
-        <w:rPr>
-          <w:i/>
-          <w:sz w:val="16"/>
-        </w:rPr>
-        <w:t xml:space="preserve"> | Weehawken, NJ | March 2001 - December 2014</w:t>
+        <w:t>Rebuilt production infrastructure to resolve performance and stability issues without customer-facing downtime and created automated availability and health alerting.</w:t>
       </w:r>
     </w:p>
     <w:p>
       <w:pPr>
-        <w:pStyle w:val="CompactBullet"/>
-        <w:ind w:left="288" w:hanging="173"/>
-      </w:pPr>
-      <w:r>
-        <w:rPr>
-          <w:b/>
-        </w:rPr>
-        <w:t xml:space="preserve">• </w:t>
-      </w:r>
-      <w:r>
-        <w:t>Built and operated infrastructure spanning 3,000-4,000 servers across 10 CDN locations and multiple datacenters.</w:t>
-      </w:r>
-    </w:p>
-    <w:p>
-      <w:pPr>
-        <w:pStyle w:val="CompactBullet"/>
-        <w:ind w:left="288" w:hanging="173"/>
-      </w:pPr>
-      <w:r>
-        <w:rPr>
-          <w:b/>
-        </w:rPr>
-        <w:t xml:space="preserve">• </w:t>
-      </w:r>
-      <w:r>
-        <w:t>Sustained peak traffic exceeding 65 Gbps while supporting mission-critical customer workloads.</w:t>
-      </w:r>
-    </w:p>
-    <w:p>
-      <w:pPr>
-        <w:pStyle w:val="CompactBullet"/>
-        <w:ind w:left="288" w:hanging="173"/>
-      </w:pPr>
-      <w:r>
-        <w:rPr>
-          <w:b/>
-        </w:rPr>
-        <w:t xml:space="preserve">• </w:t>
-      </w:r>
-      <w:r>
-        <w:t>Developed PrimeHTTPD, a high-performance C web server optimized around FreeBSD kqueue supporting 150,000+ concurrent connections.</w:t>
-      </w:r>
-    </w:p>
-    <w:p>
-      <w:pPr>
-        <w:pStyle w:val="CompactBullet"/>
-        <w:ind w:left="288" w:hanging="173"/>
-      </w:pPr>
-      <w:r>
-        <w:rPr>
-          <w:b/>
-        </w:rPr>
-        <w:t xml:space="preserve">• </w:t>
-      </w:r>
-      <w:r>
-        <w:t>Deployed PrimeHTTPD across approximately 200 production servers supporting high-traffic customer environments.</w:t>
-      </w:r>
-    </w:p>
-    <w:p>
-      <w:pPr>
-        <w:pStyle w:val="CompactBullet"/>
-        <w:ind w:left="288" w:hanging="173"/>
-      </w:pPr>
-      <w:r>
-        <w:rPr>
-          <w:b/>
-        </w:rPr>
-        <w:t xml:space="preserve">• </w:t>
-      </w:r>
-      <w:r>
-        <w:t>Developed DDoS detection and mitigation systems protecting infrastructure during attacks involving up to 750,000 compromised hosts.</w:t>
-      </w:r>
-    </w:p>
-    <w:p>
-      <w:pPr>
-        <w:pStyle w:val="CompactBullet"/>
-        <w:ind w:left="288" w:hanging="173"/>
-      </w:pPr>
-      <w:r>
-        <w:rPr>
-          <w:b/>
-        </w:rPr>
-        <w:t xml:space="preserve">• </w:t>
-      </w:r>
-      <w:r>
-        <w:t>Created PrimeDump and PrimeDNSTop, libpcap-based network analysis tools for traffic anomalies and DNS attacks.</w:t>
-      </w:r>
-    </w:p>
-    <w:p>
-      <w:pPr>
-        <w:pStyle w:val="CompactBullet"/>
-        <w:ind w:left="288" w:hanging="173"/>
-      </w:pPr>
-      <w:r>
-        <w:rPr>
-          <w:b/>
-        </w:rPr>
-        <w:t xml:space="preserve">• </w:t>
-      </w:r>
-      <w:r>
-        <w:t>Developed production FreeBSD kernel modules including KeepClean, VirtualDir, and StatCache for security and filesystem observability.</w:t>
-      </w:r>
-    </w:p>
-    <w:p>
-      <w:pPr>
-        <w:pStyle w:val="CompactBullet"/>
-        <w:ind w:left="288" w:hanging="173"/>
-      </w:pPr>
-      <w:r>
-        <w:rPr>
-          <w:b/>
-        </w:rPr>
-        <w:t xml:space="preserve">• </w:t>
-      </w:r>
-      <w:r>
-        <w:t>Built monitoring, telemetry, authentication, and security systems used across thousands of production servers.</w:t>
-      </w:r>
-    </w:p>
-    <w:p>
-      <w:r>
-        <w:rPr>
-          <w:b/>
-          <w:sz w:val="18"/>
-        </w:rPr>
-        <w:t>FatWallet.com - Systems Administrator</w:t>
-      </w:r>
-      <w:r>
-        <w:rPr>
-          <w:i/>
-          <w:sz w:val="16"/>
-        </w:rPr>
-        <w:t xml:space="preserve"> | Wisconsin / Remote | December 2000 - June 2001</w:t>
-      </w:r>
-    </w:p>
-    <w:p>
-      <w:pPr>
-        <w:pStyle w:val="CompactBullet"/>
-        <w:ind w:left="288" w:hanging="173"/>
-      </w:pPr>
-      <w:r>
-        <w:rPr>
-          <w:b/>
-        </w:rPr>
-        <w:t xml:space="preserve">• </w:t>
-      </w:r>
-      <w:r>
-        <w:t>Rebuilt production infrastructure to resolve performance and stability issues without customer-facing downtime.</w:t>
-      </w:r>
-    </w:p>
-    <w:p>
-      <w:pPr>
-        <w:pStyle w:val="CompactBullet"/>
-        <w:ind w:left="288" w:hanging="173"/>
-      </w:pPr>
-      <w:r>
-        <w:rPr>
-          <w:b/>
-        </w:rPr>
-        <w:t xml:space="preserve">• </w:t>
-      </w:r>
-      <w:r>
-        <w:t>Built automated alerting systems for website availability, server health, and operational response.</w:t>
-      </w:r>
-    </w:p>
-    <w:p>
-      <w:pPr>
+        <w:pStyle w:val="Heading1"/>
         <w:pBdr>
-          <w:bottom w:val="single" w:sz="6" w:space="1" w:color="4F81BD"/>
+          <w:bottom w:val="single" w:sz="5" w:space="1" w:color="666666"/>
         </w:pBdr>
       </w:pPr>
       <w:r>
-        <w:rPr>
-          <w:b/>
-          <w:color w:val="1F4E79"/>
-          <w:sz w:val="21"/>
-        </w:rPr>
         <w:t>EDUCATION</w:t>
       </w:r>
     </w:p>
     <w:p>
-      <w:pPr>
-        <w:spacing w:after="0"/>
-      </w:pPr>
       <w:r>
         <w:rPr>
           <w:b/>
@@ -967,13 +786,31 @@
       </w:r>
     </w:p>
     <w:sectPr>
+      <w:footerReference w:type="default" r:id="rId9"/>
       <w:pgSz w:w="12240" w:h="15840"/>
-      <w:pgMar w:top="648" w:right="792" w:bottom="648" w:left="792" w:header="720" w:footer="720" w:gutter="0"/>
+      <w:pgMar w:top="605" w:right="749" w:bottom="605" w:left="749" w:header="720" w:footer="720" w:gutter="0"/>
       <w:cols w:space="720"/>
       <w:docGrid w:linePitch="360"/>
     </w:sectPr>
   </w:body>
 </w:document>
+</file>
+
+<file path=word/footer1.xml><?xml version="1.0" encoding="utf-8"?>
+<w:ftr xmlns:m="http://schemas.openxmlformats.org/officeDocument/2006/math" xmlns:mc="http://schemas.openxmlformats.org/markup-compatibility/2006" xmlns:mo="http://schemas.microsoft.com/office/mac/office/2008/main" xmlns:mv="urn:schemas-microsoft-com:mac:vml" xmlns:o="urn:schemas-microsoft-com:office:office" xmlns:r="http://schemas.openxmlformats.org/officeDocument/2006/relationships" xmlns:v="urn:schemas-microsoft-com:vml" xmlns:w10="urn:schemas-microsoft-com:office:word" xmlns:w14="http://schemas.microsoft.com/office/word/2010/wordml" xmlns:w="http://schemas.openxmlformats.org/wordprocessingml/2006/main" xmlns:wne="http://schemas.microsoft.com/office/word/2006/wordml" xmlns:wp14="http://schemas.microsoft.com/office/word/2010/wordprocessingDrawing" xmlns:wp="http://schemas.openxmlformats.org/drawingml/2006/wordprocessingDrawing" xmlns:wpc="http://schemas.microsoft.com/office/word/2010/wordprocessingCanvas" xmlns:wpg="http://schemas.microsoft.com/office/word/2010/wordprocessingGroup" xmlns:wpi="http://schemas.microsoft.com/office/word/2010/wordprocessingInk" xmlns:wps="http://schemas.microsoft.com/office/word/2010/wordprocessingShape" mc:Ignorable="w14 wp14">
+  <w:p>
+    <w:pPr>
+      <w:pStyle w:val="Footer"/>
+      <w:jc w:val="center"/>
+    </w:pPr>
+    <w:r>
+      <w:rPr>
+        <w:sz w:val="14"/>
+      </w:rPr>
+      <w:t>Jordan Newman</w:t>
+    </w:r>
+  </w:p>
+</w:ftr>
 </file>
 
 <file path=word/numbering.xml><?xml version="1.0" encoding="utf-8"?>
@@ -1340,11 +1177,11 @@
     <w:qFormat/>
     <w:rsid w:val="00FC693F"/>
     <w:pPr>
-      <w:spacing w:after="0" w:line="240" w:lineRule="auto"/>
+      <w:spacing w:after="24" w:line="240" w:lineRule="auto"/>
     </w:pPr>
     <w:rPr>
-      <w:rFonts w:ascii="Aptos" w:hAnsi="Aptos" w:eastAsia="Aptos"/>
-      <w:sz w:val="18"/>
+      <w:rFonts w:ascii="Arial" w:hAnsi="Arial"/>
+      <w:sz w:val="17"/>
     </w:rPr>
   </w:style>
   <w:style w:type="paragraph" w:styleId="Header">
@@ -1402,14 +1239,14 @@
     <w:pPr>
       <w:keepNext/>
       <w:keepLines/>
-      <w:spacing w:before="100" w:after="40"/>
+      <w:spacing w:before="60" w:after="20"/>
       <w:outlineLvl w:val="0"/>
     </w:pPr>
     <w:rPr>
-      <w:rFonts w:asciiTheme="majorHAnsi" w:eastAsiaTheme="majorEastAsia" w:hAnsiTheme="majorHAnsi" w:cstheme="majorBidi" w:ascii="Aptos" w:hAnsi="Aptos" w:eastAsia="Aptos"/>
+      <w:rFonts w:asciiTheme="majorHAnsi" w:eastAsiaTheme="majorEastAsia" w:hAnsiTheme="majorHAnsi" w:cstheme="majorBidi" w:ascii="Arial" w:hAnsi="Arial"/>
       <w:b/>
       <w:bCs/>
-      <w:color w:val="1F4E79"/>
+      <w:color w:val="365F91" w:themeColor="accent1" w:themeShade="BF"/>
       <w:sz w:val="22"/>
       <w:szCs w:val="28"/>
     </w:rPr>
@@ -1426,15 +1263,15 @@
     <w:pPr>
       <w:keepNext/>
       <w:keepLines/>
-      <w:spacing w:before="100" w:after="40"/>
+      <w:spacing w:before="60" w:after="20"/>
       <w:outlineLvl w:val="1"/>
     </w:pPr>
     <w:rPr>
-      <w:rFonts w:asciiTheme="majorHAnsi" w:eastAsiaTheme="majorEastAsia" w:hAnsiTheme="majorHAnsi" w:cstheme="majorBidi" w:ascii="Aptos" w:hAnsi="Aptos" w:eastAsia="Aptos"/>
+      <w:rFonts w:asciiTheme="majorHAnsi" w:eastAsiaTheme="majorEastAsia" w:hAnsiTheme="majorHAnsi" w:cstheme="majorBidi" w:ascii="Arial" w:hAnsi="Arial"/>
       <w:b/>
       <w:bCs/>
-      <w:color w:val="1F4E79"/>
-      <w:sz w:val="19"/>
+      <w:color w:val="4F81BD" w:themeColor="accent1"/>
+      <w:sz w:val="20"/>
       <w:szCs w:val="26"/>
     </w:rPr>
   </w:style>
@@ -1450,14 +1287,14 @@
     <w:pPr>
       <w:keepNext/>
       <w:keepLines/>
-      <w:spacing w:before="100" w:after="40"/>
+      <w:spacing w:before="60" w:after="20"/>
       <w:outlineLvl w:val="2"/>
     </w:pPr>
     <w:rPr>
-      <w:rFonts w:asciiTheme="majorHAnsi" w:eastAsiaTheme="majorEastAsia" w:hAnsiTheme="majorHAnsi" w:cstheme="majorBidi" w:ascii="Aptos" w:hAnsi="Aptos" w:eastAsia="Aptos"/>
+      <w:rFonts w:asciiTheme="majorHAnsi" w:eastAsiaTheme="majorEastAsia" w:hAnsiTheme="majorHAnsi" w:cstheme="majorBidi" w:ascii="Arial" w:hAnsi="Arial"/>
       <w:b/>
       <w:bCs/>
-      <w:color w:val="1F4E79"/>
+      <w:color w:val="4F81BD" w:themeColor="accent1"/>
       <w:sz w:val="18"/>
     </w:rPr>
   </w:style>
@@ -13029,17 +12866,6 @@
         <w:shd w:val="clear" w:color="auto" w:fill="FBCAA2" w:themeFill="accent6" w:themeFillTint="7F"/>
       </w:tcPr>
     </w:tblStylePr>
-  </w:style>
-  <w:style w:type="paragraph" w:customStyle="1" w:styleId="CompactBullet">
-    <w:name w:val="Compact Bullet"/>
-    <w:basedOn w:val="Normal"/>
-    <w:pPr>
-      <w:spacing w:after="20"/>
-      <w:ind w:left="245" w:hanging="173"/>
-    </w:pPr>
-    <w:rPr>
-      <w:sz w:val="17"/>
-    </w:rPr>
   </w:style>
 </w:styles>
 </file>

--- a/generic/Jordan_Newman_Generic_Backend_Infrastructure_Resume.docx
+++ b/generic/Jordan_Newman_Generic_Backend_Infrastructure_Resume.docx
@@ -34,7 +34,18 @@
         <w:jc w:val="center"/>
       </w:pPr>
       <w:r>
-        <w:t>Marlboro, NJ | 347-739-4731 | phoem@mac.com | github.com/phoem</w:t>
+        <w:t xml:space="preserve">Marlboro, NJ | 347-739-4731 | phoem@mac.com | github.com/phoem  </w:t>
+      </w:r>
+    </w:p>
+    <w:p>
+      <w:pPr>
+        <w:spacing w:after="0"/>
+      </w:pPr>
+      <w:r>
+        <w:rPr>
+          <w:i/>
+        </w:rPr>
+        <w:t>Selected public repositories are available. The most significant engineering repositories are private; access is available upon request.</w:t>
       </w:r>
     </w:p>
     <w:p>
@@ -428,7 +439,7 @@
         <w:t xml:space="preserve">• </w:t>
       </w:r>
       <w:r>
-        <w:t>Partnered with architecture teams to standardize deployment practices and developed shared libraries, documentation, and AI-assisted engineering workflows.</w:t>
+        <w:t>Served as a member of the Architecture Team, collaborating with fellow architects and the architecture lead to make technical decisions, define engineering standards, guide platform direction, and develop shared libraries, documentation, and AI-assisted engineering workflows.</w:t>
       </w:r>
     </w:p>
     <w:p>
@@ -656,6 +667,19 @@
     </w:p>
     <w:p>
       <w:pPr>
+        <w:spacing w:after="0"/>
+        <w:jc w:val="center"/>
+      </w:pPr>
+      <w:r>
+        <w:rPr>
+          <w:b/>
+          <w:sz w:val="20"/>
+        </w:rPr>
+        <w:t>Infrastructure Leadership</w:t>
+      </w:r>
+    </w:p>
+    <w:p>
+      <w:pPr>
         <w:spacing w:after="16"/>
         <w:ind w:left="230" w:hanging="173"/>
       </w:pPr>
@@ -667,6 +691,19 @@
       </w:r>
       <w:r>
         <w:t>Architected and operated hosting and CDN infrastructure spanning approximately 3,000-4,000 servers, 10 locations, multiple datacenters, and more than 65 Gbps of peak traffic.</w:t>
+      </w:r>
+    </w:p>
+    <w:p>
+      <w:pPr>
+        <w:spacing w:after="0"/>
+        <w:jc w:val="center"/>
+      </w:pPr>
+      <w:r>
+        <w:rPr>
+          <w:b/>
+          <w:sz w:val="20"/>
+        </w:rPr>
+        <w:t>Systems Software Engineering</w:t>
       </w:r>
     </w:p>
     <w:p>
@@ -711,7 +748,20 @@
         <w:t xml:space="preserve">• </w:t>
       </w:r>
       <w:r>
-        <w:t>Built DDoS detection and mitigation systems, packet and DNS analysis tools, monitoring, telemetry, authentication, deployment, and security software used across production infrastructure.</w:t>
+        <w:t>Developed production FreeBSD kernel modules including VirtualDir, KeepClean, and StatCache.</w:t>
+      </w:r>
+    </w:p>
+    <w:p>
+      <w:pPr>
+        <w:spacing w:after="0"/>
+        <w:jc w:val="center"/>
+      </w:pPr>
+      <w:r>
+        <w:rPr>
+          <w:b/>
+          <w:sz w:val="20"/>
+        </w:rPr>
+        <w:t>Security and Networking</w:t>
       </w:r>
     </w:p>
     <w:p>
@@ -726,7 +776,7 @@
         <w:t xml:space="preserve">• </w:t>
       </w:r>
       <w:r>
-        <w:t>Developed production FreeBSD kernel modules including VirtualDir, KeepClean, and StatCache.</w:t>
+        <w:t>Built DDoS detection and mitigation systems, packet and DNS analysis tools, monitoring, telemetry, authentication, deployment, and security software used across production infrastructure.</w:t>
       </w:r>
     </w:p>
     <w:p>

--- a/generic/Jordan_Newman_Generic_Backend_Infrastructure_Resume.docx
+++ b/generic/Jordan_Newman_Generic_Backend_Infrastructure_Resume.docx
@@ -39,6 +39,7 @@
     </w:p>
     <w:p>
       <w:pPr>
+        <w:keepNext/>
         <w:spacing w:after="0"/>
       </w:pPr>
       <w:r>
@@ -403,6 +404,7 @@
     </w:p>
     <w:p>
       <w:pPr>
+        <w:keepNext/>
         <w:spacing w:after="0"/>
       </w:pPr>
       <w:r>
@@ -452,6 +454,7 @@
     </w:p>
     <w:p>
       <w:pPr>
+        <w:keepNext/>
         <w:spacing w:after="0"/>
       </w:pPr>
       <w:r>
@@ -486,6 +489,7 @@
     </w:p>
     <w:p>
       <w:pPr>
+        <w:keepNext/>
         <w:spacing w:after="0"/>
       </w:pPr>
       <w:r>
@@ -520,6 +524,7 @@
     </w:p>
     <w:p>
       <w:pPr>
+        <w:keepNext/>
         <w:spacing w:after="0"/>
       </w:pPr>
       <w:r>
@@ -554,6 +559,7 @@
     </w:p>
     <w:p>
       <w:pPr>
+        <w:keepNext/>
         <w:spacing w:after="0"/>
       </w:pPr>
       <w:r>
@@ -588,6 +594,7 @@
     </w:p>
     <w:p>
       <w:pPr>
+        <w:keepNext/>
         <w:spacing w:after="0"/>
       </w:pPr>
       <w:r>
@@ -622,6 +629,7 @@
     </w:p>
     <w:p>
       <w:pPr>
+        <w:keepNext/>
         <w:spacing w:after="0"/>
       </w:pPr>
       <w:r>
@@ -656,6 +664,7 @@
     </w:p>
     <w:p>
       <w:pPr>
+        <w:keepNext/>
         <w:spacing w:after="0"/>
       </w:pPr>
       <w:r>
@@ -789,6 +798,7 @@
     </w:p>
     <w:p>
       <w:pPr>
+        <w:keepNext/>
         <w:spacing w:after="0"/>
       </w:pPr>
       <w:r>

--- a/generic/Jordan_Newman_Generic_Backend_Infrastructure_Resume.docx
+++ b/generic/Jordan_Newman_Generic_Backend_Infrastructure_Resume.docx
@@ -411,7 +411,7 @@
         <w:rPr>
           <w:i/>
         </w:rPr>
-        <w:t>Remote / Tampa Bay, FL | July 2022 - Present</w:t>
+        <w:t>Remote / Tampa Bay, FL | June 2022 - Present</w:t>
       </w:r>
     </w:p>
     <w:p>
@@ -461,7 +461,7 @@
         <w:rPr>
           <w:i/>
         </w:rPr>
-        <w:t>Manalapan, NJ | November 2021 - July 2022</w:t>
+        <w:t>Manalapan, NJ | October 2021 - July 2022</w:t>
       </w:r>
     </w:p>
     <w:p>
@@ -496,7 +496,7 @@
         <w:rPr>
           <w:i/>
         </w:rPr>
-        <w:t>Weehawken, NJ | April 2018 - January 2020</w:t>
+        <w:t>Weehawken, NJ | March 2018 - December 2019</w:t>
       </w:r>
     </w:p>
     <w:p>
@@ -531,7 +531,7 @@
         <w:rPr>
           <w:i/>
         </w:rPr>
-        <w:t>Manalapan, NJ | April 2017 - April 2018</w:t>
+        <w:t>Manalapan, NJ | April 2017 - March 2018</w:t>
       </w:r>
     </w:p>
     <w:p>
@@ -671,7 +671,7 @@
         <w:rPr>
           <w:i/>
         </w:rPr>
-        <w:t>Weehawken, NJ | March 2001 - December 2014</w:t>
+        <w:t>Weehawken, NJ | January 2001 - December 2014</w:t>
       </w:r>
     </w:p>
     <w:p>

--- a/generic/Jordan_Newman_Generic_Backend_Infrastructure_Resume.docx
+++ b/generic/Jordan_Newman_Generic_Backend_Infrastructure_Resume.docx
@@ -34,7 +34,7 @@
         <w:jc w:val="center"/>
       </w:pPr>
       <w:r>
-        <w:t xml:space="preserve">Marlboro, NJ | 347-739-4731 | phoem@mac.com | github.com/phoem  </w:t>
+        <w:t>Marlboro, NJ | 347-739-4731 | phoem@mac.com | https://www.linkedin.com/in/jordan-newman-aa3b19b2/ | https://github.com/phoem</w:t>
       </w:r>
     </w:p>
     <w:p>
@@ -62,7 +62,7 @@
     </w:p>
     <w:p>
       <w:r>
-        <w:t>Backend and infrastructure engineer specializing in distributed systems, high-performance networking, reliability, automation, and large-scale production operations. Built and operated infrastructure spanning thousands of servers and developed custom runtime, traffic-analysis, DDoS-mitigation, authentication, telemetry, deployment, kernel, and HTTP/CDN software.</w:t>
+        <w:t>Backend and infrastructure engineer specializing in distributed systems, high-performance networking, reliability, automation, and large-scale production operations. Built and operated infrastructure spanning thousands of servers and developed custom runtime, monitoring, telemetry, deployment, kernel, security, and HTTP/CDN software. Current work spans platform architecture, Kubernetes delivery, reusable CI/CD, and AI-assisted engineering workflows.</w:t>
       </w:r>
     </w:p>
     <w:p>
@@ -94,7 +94,7 @@
         <w:t>Languages:</w:t>
       </w:r>
       <w:r>
-        <w:t xml:space="preserve"> C, C++, Go, Python, C#, Objective-C, PHP, Perl, JavaScript, Node.js, Shell, Visual Basic</w:t>
+        <w:t xml:space="preserve"> C, C++, C#, Go, Python, Rust, TypeScript, JavaScript, Node.js, Shell, Objective-C, PHP, Perl, Visual Basic</w:t>
       </w:r>
     </w:p>
     <w:p>
@@ -157,7 +157,28 @@
         <w:t>Cloud/DevOps:</w:t>
       </w:r>
       <w:r>
-        <w:t xml:space="preserve"> Azure DevOps, Docker, Kubernetes, Terraform, CI/CD, security scanning, deployment automation</w:t>
+        <w:t xml:space="preserve"> Azure DevOps, Azure Pipelines, GitHub Actions, Docker, Kubernetes, Terraform, CI/CD, security scanning, deployment automation</w:t>
+      </w:r>
+    </w:p>
+    <w:p>
+      <w:pPr>
+        <w:spacing w:after="16"/>
+        <w:ind w:left="230" w:hanging="173"/>
+      </w:pPr>
+      <w:r>
+        <w:rPr>
+          <w:b/>
+        </w:rPr>
+        <w:t xml:space="preserve">• </w:t>
+      </w:r>
+      <w:r>
+        <w:rPr>
+          <w:b/>
+        </w:rPr>
+        <w:t>AI/Developer Tooling:</w:t>
+      </w:r>
+      <w:r>
+        <w:t xml:space="preserve"> LLM APIs and routing, MCP, agentic workflows, CLI tools, GitHub automation, auditable task execution</w:t>
       </w:r>
     </w:p>
     <w:p>
@@ -296,7 +317,19 @@
         <w:t>PrimeHTTPD:</w:t>
       </w:r>
       <w:r>
-        <w:t xml:space="preserve"> Architected and implemented a high-performance, non-blocking, kqueue-based HTTP/CDN server in C for FreeBSD. Used sendfile(), SF_NODISKIO, TCP_NODELAY, TCP_NOPUSH, O_NONBLOCK, accept_filter_http, persistent connections, and dedicated I/O workers.</w:t>
+        <w:t xml:space="preserve"> Built a non-blocking C/FreeBSD HTTP/CDN server using </w:t>
+      </w:r>
+      <w:r>
+        <w:t>kqueue</w:t>
+      </w:r>
+      <w:r>
+        <w:t xml:space="preserve">, </w:t>
+      </w:r>
+      <w:r>
+        <w:t>sendfile()</w:t>
+      </w:r>
+      <w:r>
+        <w:t>, persistent connections, caching, and specialized I/O workers.</w:t>
       </w:r>
     </w:p>
     <w:p>
@@ -317,7 +350,13 @@
         <w:t>VirtualDir:</w:t>
       </w:r>
       <w:r>
-        <w:t xml:space="preserve"> Designed and developed a FreeBSD kernel module that intercepted filesystem-related syscalls and transparently remapped paths from configuration, enabling shared physical layouts without chroot jails; included the vdcli runtime management tool.</w:t>
+        <w:t xml:space="preserve"> Built a FreeBSD kernel module that transparently remapped filesystem paths from runtime configuration; included the </w:t>
+      </w:r>
+      <w:r>
+        <w:t>vdcli</w:t>
+      </w:r>
+      <w:r>
+        <w:t xml:space="preserve"> management tool.</w:t>
       </w:r>
     </w:p>
     <w:p>
@@ -377,10 +416,10 @@
         <w:rPr>
           <w:b/>
         </w:rPr>
-        <w:t>TAFOS:</w:t>
+        <w:t>Nexus:</w:t>
       </w:r>
       <w:r>
-        <w:t xml:space="preserve"> Developed an educational x86 operating-system kernel in C and assembly with a custom MBR bootloader, protected mode, IDT, heap allocator, port I/O, VGA output, and GDB support.</w:t>
+        <w:t xml:space="preserve"> Building a local-first agentic control plane with LLM routing, MCP integrations, declarative workflows, permissioned tools, and auditable task state.</w:t>
       </w:r>
     </w:p>
     <w:p>
@@ -399,7 +438,7 @@
         <w:pStyle w:val="Heading2"/>
       </w:pPr>
       <w:r>
-        <w:t>Advantive - Senior Development Specialist</w:t>
+        <w:t>Advantive - Senior Development Specialist, APIs and Integrations</w:t>
       </w:r>
     </w:p>
     <w:p>
@@ -426,7 +465,7 @@
         <w:t xml:space="preserve">• </w:t>
       </w:r>
       <w:r>
-        <w:t>Implemented Azure DevOps, Docker, Kubernetes, Terraform, CI/CD, and security-scanning workflows across engineering teams.</w:t>
+        <w:t>Serve on the Architecture Team, contributing to technical decisions, engineering standards, shared libraries, platform direction, and documentation.</w:t>
       </w:r>
     </w:p>
     <w:p>
@@ -441,7 +480,22 @@
         <w:t xml:space="preserve">• </w:t>
       </w:r>
       <w:r>
-        <w:t>Served as a member of the Architecture Team, collaborating with fellow architects and the architecture lead to make technical decisions, define engineering standards, guide platform direction, and develop shared libraries, documentation, and AI-assisted engineering workflows.</w:t>
+        <w:t>Support about 12 teams with reusable Azure Pipelines, templates, deployment gates, and self-hosted runners that reduce manual work and enable quicker releases.</w:t>
+      </w:r>
+    </w:p>
+    <w:p>
+      <w:pPr>
+        <w:spacing w:after="16"/>
+        <w:ind w:left="230" w:hanging="173"/>
+      </w:pPr>
+      <w:r>
+        <w:rPr>
+          <w:b/>
+        </w:rPr>
+        <w:t xml:space="preserve">• </w:t>
+      </w:r>
+      <w:r>
+        <w:t>Implement and improve Docker, Kubernetes, Terraform, CI/CD, security-scanning, developer-tooling, and AI-assisted engineering workflows.</w:t>
       </w:r>
     </w:p>
     <w:p>
@@ -704,6 +758,21 @@
     </w:p>
     <w:p>
       <w:pPr>
+        <w:spacing w:after="16"/>
+        <w:ind w:left="230" w:hanging="173"/>
+      </w:pPr>
+      <w:r>
+        <w:rPr>
+          <w:b/>
+        </w:rPr>
+        <w:t xml:space="preserve">• </w:t>
+      </w:r>
+      <w:r>
+        <w:t>Led major technical projects and as many as 10 employees, taking unclear problems through architecture, hands-on implementation, and production operation.</w:t>
+      </w:r>
+    </w:p>
+    <w:p>
+      <w:pPr>
         <w:spacing w:after="0"/>
         <w:jc w:val="center"/>
       </w:pPr>
@@ -785,7 +854,25 @@
         <w:t xml:space="preserve">• </w:t>
       </w:r>
       <w:r>
-        <w:t>Built DDoS detection and mitigation systems, packet and DNS analysis tools, monitoring, telemetry, authentication, deployment, and security software used across production infrastructure.</w:t>
+        <w:t xml:space="preserve">Built DDoS defenses, packet and DNS analysis, authentication, deployment, and production health-check and monitoring software including </w:t>
+      </w:r>
+      <w:r>
+        <w:t>sitecheck</w:t>
+      </w:r>
+      <w:r>
+        <w:t xml:space="preserve">, </w:t>
+      </w:r>
+      <w:r>
+        <w:t>slugd</w:t>
+      </w:r>
+      <w:r>
+        <w:t xml:space="preserve">, and </w:t>
+      </w:r>
+      <w:r>
+        <w:t>php-seclogd</w:t>
+      </w:r>
+      <w:r>
+        <w:t>.</w:t>
       </w:r>
     </w:p>
     <w:p>
